--- a/docs/case-studies/QuickInsight-Case-Study-Nithyasystems.docx
+++ b/docs/case-studies/QuickInsight-Case-Study-Nithyasystems.docx
@@ -34,7 +34,7 @@
     </w:p>
     <w:p>
       <w:pPr>
-        <w:spacing w:after="60"/>
+        <w:spacing w:after="200"/>
       </w:pPr>
       <w:r>
         <w:rPr>
@@ -42,7 +42,40 @@
           <w:sz w:val="24"/>
           <w:szCs w:val="24"/>
         </w:rPr>
-        <w:t xml:space="preserve">Software services · [COUNTRY]</w:t>
+        <w:t xml:space="preserve">Software services · [CITY], [COUNTRY]</w:t>
+      </w:r>
+    </w:p>
+    <w:p>
+      <w:pPr>
+        <w:spacing w:after="200" w:line="300"/>
+      </w:pPr>
+      <w:r>
+        <w:rPr>
+          <w:color w:val="2A2A3E"/>
+          <w:sz w:val="25"/>
+          <w:szCs w:val="25"/>
+        </w:rPr>
+        <w:t xml:space="preserve">Contracts in one spreadsheet, budgets in another, actuals in a third — and nobody whose job it was to reconcile them. </w:t>
+      </w:r>
+      <w:r>
+        <w:rPr>
+          <w:b/>
+          <w:bCs/>
+          <w:color w:val="2A2A3E"/>
+          <w:sz w:val="25"/>
+          <w:szCs w:val="25"/>
+          <w:highlight w:val="yellow"/>
+          <w:highlightCs w:val="yellow"/>
+        </w:rPr>
+        <w:t xml:space="preserve">[N]</w:t>
+      </w:r>
+      <w:r>
+        <w:rPr>
+          <w:color w:val="2A2A3E"/>
+          <w:sz w:val="25"/>
+          <w:szCs w:val="25"/>
+        </w:rPr>
+        <w:t xml:space="preserve"> hours of manual matching became a question anyone could ask.</w:t>
       </w:r>
     </w:p>
     <w:p>
@@ -50,7 +83,7 @@
         <w:pBdr>
           <w:bottom w:val="single" w:color="999999" w:sz="6" w:space="6"/>
         </w:pBdr>
-        <w:spacing w:after="300"/>
+        <w:spacing w:after="320"/>
       </w:pPr>
     </w:p>
     <w:p>
@@ -74,7 +107,7 @@
     <w:p>
       <w:pPr>
         <w:pStyle w:val="Heading1"/>
-        <w:spacing w:after="160" w:before="340"/>
+        <w:spacing w:after="160" w:before="360"/>
       </w:pPr>
       <w:r>
         <w:t xml:space="preserve">At a glance</w:t>
@@ -479,50 +512,18 @@
     <w:p>
       <w:pPr>
         <w:pStyle w:val="Heading1"/>
-        <w:spacing w:after="160" w:before="340"/>
-      </w:pPr>
-      <w:r>
-        <w:t xml:space="preserve">The situation before</w:t>
-      </w:r>
-    </w:p>
-    <w:p>
-      <w:pPr>
-        <w:spacing w:after="160" w:line="276"/>
-      </w:pPr>
-      <w:r>
-        <w:t xml:space="preserve">Nithyasystems tracked its client contracts and the budget attached to each one across </w:t>
-      </w:r>
-      <w:r>
-        <w:rPr>
-          <w:b/>
-          <w:bCs/>
-          <w:highlight w:val="yellow"/>
-          <w:highlightCs w:val="yellow"/>
-        </w:rPr>
-        <w:t xml:space="preserve">[DESCRIBE — e.g. several spreadsheets maintained by different people: a contract register, a budget sheet, and a monthly actuals export]</w:t>
-      </w:r>
-      <w:r>
-        <w:t xml:space="preserve">.</w:t>
-      </w:r>
-    </w:p>
-    <w:p>
-      <w:pPr>
-        <w:spacing w:after="160" w:line="276"/>
-      </w:pPr>
-      <w:r>
-        <w:t xml:space="preserve">Answering a question as simple as "which contracts are over budget this quarter" required </w:t>
-      </w:r>
-      <w:r>
-        <w:rPr>
-          <w:b/>
-          <w:bCs/>
-          <w:highlight w:val="yellow"/>
-          <w:highlightCs w:val="yellow"/>
-        </w:rPr>
-        <w:t xml:space="preserve">[DESCRIBE THE MANUAL PROCESS — e.g. matching contract references between two sheets by hand with VLOOKUP]</w:t>
-      </w:r>
-      <w:r>
-        <w:t xml:space="preserve">, which took roughly </w:t>
+        <w:spacing w:after="160" w:before="360"/>
+      </w:pPr>
+      <w:r>
+        <w:t xml:space="preserve">A finance question nobody had time to answer</w:t>
+      </w:r>
+    </w:p>
+    <w:p>
+      <w:pPr>
+        <w:spacing w:after="180" w:line="288"/>
+      </w:pPr>
+      <w:r>
+        <w:t xml:space="preserve">Nithyasystems is a software services business with </w:t>
       </w:r>
       <w:r>
         <w:rPr>
@@ -534,15 +535,64 @@
         <w:t xml:space="preserve">[N]</w:t>
       </w:r>
       <w:r>
-        <w:t xml:space="preserve"> hours and had to be redone whenever the actuals were updated.</w:t>
-      </w:r>
-    </w:p>
-    <w:p>
-      <w:pPr>
-        <w:spacing w:after="160" w:line="276"/>
-      </w:pPr>
-      <w:r>
-        <w:t xml:space="preserve">The specific difficulties were:</w:t>
+        <w:t xml:space="preserve"> employees. Its client work is organised around contracts, each with a budget attached, and the money against those budgets is spent month by month.</w:t>
+      </w:r>
+    </w:p>
+    <w:p>
+      <w:pPr>
+        <w:spacing w:after="180" w:line="288"/>
+      </w:pPr>
+      <w:r>
+        <w:t xml:space="preserve">Keeping track of that meant </w:t>
+      </w:r>
+      <w:r>
+        <w:rPr>
+          <w:b/>
+          <w:bCs/>
+          <w:highlight w:val="yellow"/>
+          <w:highlightCs w:val="yellow"/>
+        </w:rPr>
+        <w:t xml:space="preserve">[DESCRIBE — e.g. three separate spreadsheets maintained by different people: a contract register, a budget sheet, and a monthly actuals export from the accounting system]</w:t>
+      </w:r>
+      <w:r>
+        <w:t xml:space="preserve">. Each one was accurate on its own. The difficulty was that the useful questions all required two of them at once.</w:t>
+      </w:r>
+    </w:p>
+    <w:p>
+      <w:pPr>
+        <w:pStyle w:val="Heading1"/>
+        <w:spacing w:after="160" w:before="360"/>
+      </w:pPr>
+      <w:r>
+        <w:t xml:space="preserve">What the work looked like</w:t>
+      </w:r>
+    </w:p>
+    <w:p>
+      <w:pPr>
+        <w:spacing w:after="180" w:line="288"/>
+      </w:pPr>
+      <w:r>
+        <w:t xml:space="preserve">Answering something as basic as "which contracts are over budget this quarter" meant matching contract references between sheets by hand, usually with VLOOKUP. It took roughly </w:t>
+      </w:r>
+      <w:r>
+        <w:rPr>
+          <w:b/>
+          <w:bCs/>
+          <w:highlight w:val="yellow"/>
+          <w:highlightCs w:val="yellow"/>
+        </w:rPr>
+        <w:t xml:space="preserve">[N]</w:t>
+      </w:r>
+      <w:r>
+        <w:t xml:space="preserve"> hours, and it had to be redone from the beginning whenever the actuals were updated.</w:t>
+      </w:r>
+    </w:p>
+    <w:p>
+      <w:pPr>
+        <w:spacing w:after="180" w:line="288"/>
+      </w:pPr>
+      <w:r>
+        <w:t xml:space="preserve">The recurring problems were:</w:t>
       </w:r>
     </w:p>
     <w:p>
@@ -561,7 +611,7 @@
           <w:highlight w:val="yellow"/>
           <w:highlightCs w:val="yellow"/>
         </w:rPr>
-        <w:t xml:space="preserve">[DIFFICULTY 1 — e.g. contract references were formatted differently in each sheet, so lookups silently failed]</w:t>
+        <w:t xml:space="preserve">[DIFFICULTY 1 — e.g. contract references were formatted differently in each sheet, so lookups silently failed and the mismatch was only noticed later]</w:t>
       </w:r>
     </w:p>
     <w:p>
@@ -580,7 +630,7 @@
           <w:highlight w:val="yellow"/>
           <w:highlightCs w:val="yellow"/>
         </w:rPr>
-        <w:t xml:space="preserve">[DIFFICULTY 2 — e.g. budget figures and actuals lived in separate files that were never reconciled between quarter ends]</w:t>
+        <w:t xml:space="preserve">[DIFFICULTY 2 — e.g. budgets and actuals were never reconciled between quarter ends, so overruns surfaced late]</w:t>
       </w:r>
     </w:p>
     <w:p>
@@ -604,84 +654,163 @@
     </w:p>
     <w:p>
       <w:pPr>
+        <w:spacing w:after="180" w:line="288"/>
+      </w:pPr>
+      <w:r>
+        <w:t xml:space="preserve">Because the exercise was expensive, it was done rarely. And because it was done rarely, problems were found at the point where they were hardest to do anything about.</w:t>
+      </w:r>
+    </w:p>
+    <w:p>
+      <w:pPr>
         <w:pStyle w:val="Heading1"/>
-        <w:spacing w:after="160" w:before="340"/>
-      </w:pPr>
-      <w:r>
-        <w:t xml:space="preserve">Why the data could not go to a cloud BI tool</w:t>
-      </w:r>
-    </w:p>
-    <w:p>
-      <w:pPr>
-        <w:spacing w:after="160" w:line="276"/>
-      </w:pPr>
-      <w:r>
-        <w:t xml:space="preserve">Contract registers contain client names, negotiated rates and contract values. This is commercially sensitive information, and </w:t>
-      </w:r>
-      <w:r>
-        <w:rPr>
-          <w:b/>
-          <w:bCs/>
-          <w:highlight w:val="yellow"/>
-          <w:highlightCs w:val="yellow"/>
-        </w:rPr>
-        <w:t xml:space="preserve">[DESCRIBE NITHYASYSTEMS’ POSITION — e.g. several client contracts include confidentiality terms that prevent the data being shared with third-party services]</w:t>
-      </w:r>
-      <w:r>
-        <w:t xml:space="preserve">.</w:t>
-      </w:r>
-    </w:p>
-    <w:p>
-      <w:pPr>
-        <w:spacing w:after="160" w:line="276"/>
-      </w:pPr>
-      <w:r>
-        <w:t xml:space="preserve">QuickInsight takes a different approach. It loads the spreadsheet into an analytical database that runs inside the web browser on the user’s own computer. Cleaning, profiling, query execution and charting all happen on that machine. The file is never uploaded to a server.</w:t>
-      </w:r>
-    </w:p>
-    <w:p>
-      <w:pPr>
-        <w:spacing w:after="160" w:line="276"/>
-      </w:pPr>
-      <w:r>
-        <w:t xml:space="preserve">Where the AI features are used to interpret a typed question, only the structure of the data is sent — table names, column names and data types. No data values are sent unless the user explicitly turns that on, and even then the tool automatically excludes anything that looks like a name, an identifier, contact details or a sensitive category, and lets the user switch off any remaining column or individual value before it goes.</w:t>
+        <w:spacing w:after="160" w:before="360"/>
+      </w:pPr>
+      <w:r>
+        <w:t xml:space="preserve">Why the usual answers did not fit</w:t>
+      </w:r>
+    </w:p>
+    <w:p>
+      <w:pPr>
+        <w:spacing w:after="180" w:line="288"/>
+      </w:pPr>
+      <w:r>
+        <w:t xml:space="preserve">The obvious solution is to hire someone. A data analyst would have taken the reporting off </w:t>
+      </w:r>
+      <w:r>
+        <w:rPr>
+          <w:b/>
+          <w:bCs/>
+          <w:highlight w:val="yellow"/>
+          <w:highlightCs w:val="yellow"/>
+        </w:rPr>
+        <w:t xml:space="preserve">[ROLE — e.g. the finance lead]</w:t>
+      </w:r>
+      <w:r>
+        <w:t xml:space="preserve">’s desk entirely. But a salaried analyst was never realistic for a business of Nithyasystems’s size — the cost of the role would have been out of proportion to the problem it solved. </w:t>
+      </w:r>
+      <w:r>
+        <w:rPr>
+          <w:b/>
+          <w:bCs/>
+          <w:highlight w:val="yellow"/>
+          <w:highlightCs w:val="yellow"/>
+        </w:rPr>
+        <w:t xml:space="preserve">[ADD NITHYASYSTEMS’S OWN WORDS ON WHY HIRING WAS NOT AN OPTION, IF THEY ARE WILLING TO GIVE THEM.]</w:t>
+      </w:r>
+    </w:p>
+    <w:p>
+      <w:pPr>
+        <w:spacing w:after="180" w:line="288"/>
+      </w:pPr>
+      <w:r>
+        <w:t xml:space="preserve">The second obvious solution is a business intelligence tool. On paper these solve exactly this problem. In practice they move the difficulty rather than removing it: before a chart appears, someone has to connect the data, define how tables relate to each other, and build a model. That is analyst work. Buying the software does not supply the person who knows how to use it, and for a small team the licence cost arrives on top of a learning curve nobody has time for.</w:t>
+      </w:r>
+    </w:p>
+    <w:p>
+      <w:pPr>
+        <w:spacing w:after="180" w:line="288"/>
+      </w:pPr>
+      <w:r>
+        <w:t xml:space="preserve">Asking the accountant to produce the analysis was possible but slow and billed by the hour, and it produced a report rather than the ability to ask a follow-up question. </w:t>
+      </w:r>
+      <w:r>
+        <w:rPr>
+          <w:b/>
+          <w:bCs/>
+          <w:highlight w:val="yellow"/>
+          <w:highlightCs w:val="yellow"/>
+        </w:rPr>
+        <w:t xml:space="preserve">[CONFIRM OR REPLACE WITH WHAT NITHYASYSTEMS ACTUALLY CONSIDERED.]</w:t>
+      </w:r>
+    </w:p>
+    <w:p>
+      <w:pPr>
+        <w:spacing w:after="180" w:line="288"/>
+      </w:pPr>
+      <w:r>
+        <w:t xml:space="preserve">So the work stayed where it was — with </w:t>
+      </w:r>
+      <w:r>
+        <w:rPr>
+          <w:b/>
+          <w:bCs/>
+          <w:highlight w:val="yellow"/>
+          <w:highlightCs w:val="yellow"/>
+        </w:rPr>
+        <w:t xml:space="preserve">[ROLE — e.g. the finance lead]</w:t>
+      </w:r>
+      <w:r>
+        <w:t xml:space="preserve">, in Excel, done by hand.</w:t>
       </w:r>
     </w:p>
     <w:p>
       <w:pPr>
         <w:pStyle w:val="Heading1"/>
-        <w:spacing w:after="160" w:before="340"/>
-      </w:pPr>
-      <w:r>
-        <w:t xml:space="preserve">What Nithyasystems does with QuickInsight</w:t>
-      </w:r>
-    </w:p>
-    <w:p>
-      <w:pPr>
-        <w:spacing w:after="160" w:line="276"/>
-      </w:pPr>
-      <w:r>
-        <w:t xml:space="preserve">The </w:t>
-      </w:r>
-      <w:r>
-        <w:rPr>
-          <w:b/>
-          <w:bCs/>
-          <w:highlight w:val="yellow"/>
-          <w:highlightCs w:val="yellow"/>
-        </w:rPr>
-        <w:t xml:space="preserve">[ROLE — e.g. finance lead]</w:t>
-      </w:r>
-      <w:r>
-        <w:t xml:space="preserve"> loads the contract register and the actuals export together. QuickInsight detects the relationship between the two sheets automatically and joins them, refusing any join that would duplicate rows and inflate the totals — so the figures on screen match the figures in the source files.</w:t>
-      </w:r>
-    </w:p>
-    <w:p>
-      <w:pPr>
-        <w:spacing w:after="160" w:line="276"/>
-      </w:pPr>
-      <w:r>
-        <w:t xml:space="preserve">Typical questions include:</w:t>
+        <w:spacing w:after="160" w:before="360"/>
+      </w:pPr>
+      <w:r>
+        <w:t xml:space="preserve">What changed</w:t>
+      </w:r>
+    </w:p>
+    <w:p>
+      <w:pPr>
+        <w:spacing w:after="180" w:line="288"/>
+      </w:pPr>
+      <w:r>
+        <w:t xml:space="preserve">Nithyasystems started using QuickInsight in </w:t>
+      </w:r>
+      <w:r>
+        <w:rPr>
+          <w:b/>
+          <w:bCs/>
+          <w:highlight w:val="yellow"/>
+          <w:highlightCs w:val="yellow"/>
+        </w:rPr>
+        <w:t xml:space="preserve">[MONTH YEAR]</w:t>
+      </w:r>
+      <w:r>
+        <w:t xml:space="preserve">. It is a browser-based analysis tool built for people who work with spreadsheets rather than for data specialists.</w:t>
+      </w:r>
+    </w:p>
+    <w:p>
+      <w:pPr>
+        <w:spacing w:after="180" w:line="288"/>
+      </w:pPr>
+      <w:r>
+        <w:t xml:space="preserve">The contract register and the actuals export are loaded together. QuickInsight works out how the two sheets relate to each other and joins them automatically — and, importantly, refuses any join that would duplicate rows and quietly inflate the totals. The figures on screen match the figures in the source files, which is the part that manual VLOOKUP work could never guarantee.</w:t>
+      </w:r>
+    </w:p>
+    <w:p>
+      <w:pPr>
+        <w:spacing w:after="180" w:line="288"/>
+      </w:pPr>
+      <w:r>
+        <w:t xml:space="preserve">The cleaning that used to be done by hand happens automatically when the file loads. QuickInsight reads the spreadsheet, works out which columns are dates and standardises their formats, identifies which numbers can meaningfully be added up and which cannot, tidies inconsistent category values so that the same thing spelled two ways is counted once, and flags columns that hold personal information. None of this requires a decision from the user.</w:t>
+      </w:r>
+    </w:p>
+    <w:p>
+      <w:pPr>
+        <w:spacing w:after="180" w:line="288"/>
+      </w:pPr>
+      <w:r>
+        <w:t xml:space="preserve">Questions are then asked in one of two ways. The guided question builder works by choosing what to break the numbers down by, which figure to measure, which rows to include and how to order the result — the four things every business question is made of. Alternatively the question can simply be typed in plain English. Either way a chart or table appears, with the underlying query visible for anyone who wants to check it.</w:t>
+      </w:r>
+    </w:p>
+    <w:p>
+      <w:pPr>
+        <w:spacing w:after="180" w:line="288"/>
+      </w:pPr>
+      <w:r>
+        <w:rPr>
+          <w:b/>
+          <w:bCs/>
+          <w:highlight w:val="yellow"/>
+          <w:highlightCs w:val="yellow"/>
+        </w:rPr>
+        <w:t xml:space="preserve">[ROLE — e.g. The finance lead]</w:t>
+      </w:r>
+      <w:r>
+        <w:t xml:space="preserve"> now asks questions such as:</w:t>
       </w:r>
     </w:p>
     <w:p>
@@ -700,7 +829,7 @@
           <w:highlight w:val="yellow"/>
           <w:highlightCs w:val="yellow"/>
         </w:rPr>
-        <w:t xml:space="preserve">[QUESTION 1 — e.g. budget versus actual spend by contract, for the current quarter]</w:t>
+        <w:t xml:space="preserve">[QUESTION 1 — e.g. budget versus actual spend by contract, this quarter]</w:t>
       </w:r>
     </w:p>
     <w:p>
@@ -719,7 +848,7 @@
           <w:highlight w:val="yellow"/>
           <w:highlightCs w:val="yellow"/>
         </w:rPr>
-        <w:t xml:space="preserve">[QUESTION 2 — e.g. contracts where actual spend has exceeded budget, largest overrun first]</w:t>
+        <w:t xml:space="preserve">[QUESTION 2 — e.g. contracts where spend has exceeded budget, largest overrun first]</w:t>
       </w:r>
     </w:p>
     <w:p>
@@ -762,10 +891,10 @@
     </w:p>
     <w:p>
       <w:pPr>
-        <w:spacing w:after="160" w:line="276"/>
-      </w:pPr>
-      <w:r>
-        <w:t xml:space="preserve">The results are saved to a dashboard reviewed </w:t>
+        <w:spacing w:after="180" w:line="288"/>
+      </w:pPr>
+      <w:r>
+        <w:t xml:space="preserve">The budget-versus-actual view is saved as a dashboard, so it is now checked </w:t>
       </w:r>
       <w:r>
         <w:rPr>
@@ -777,7 +906,19 @@
         <w:t xml:space="preserve">[HOW OFTEN]</w:t>
       </w:r>
       <w:r>
-        <w:t xml:space="preserve"> by </w:t>
+        <w:t xml:space="preserve"> rather than </w:t>
+      </w:r>
+      <w:r>
+        <w:rPr>
+          <w:b/>
+          <w:bCs/>
+          <w:highlight w:val="yellow"/>
+          <w:highlightCs w:val="yellow"/>
+        </w:rPr>
+        <w:t xml:space="preserve">[HOW OFTEN IT USED TO BE]</w:t>
+      </w:r>
+      <w:r>
+        <w:t xml:space="preserve">. </w:t>
       </w:r>
       <w:r>
         <w:rPr>
@@ -789,13 +930,64 @@
         <w:t xml:space="preserve">[WHO]</w:t>
       </w:r>
       <w:r>
-        <w:t xml:space="preserve">.</w:t>
+        <w:t xml:space="preserve"> reviews it.</w:t>
       </w:r>
     </w:p>
     <w:p>
       <w:pPr>
         <w:pStyle w:val="Heading1"/>
-        <w:spacing w:after="160" w:before="340"/>
+        <w:spacing w:after="160" w:before="360"/>
+      </w:pPr>
+      <w:r>
+        <w:t xml:space="preserve">A note on the data itself</w:t>
+      </w:r>
+    </w:p>
+    <w:p>
+      <w:pPr>
+        <w:spacing w:after="180" w:line="288"/>
+      </w:pPr>
+      <w:r>
+        <w:t xml:space="preserve">A contract register holds client names, negotiated rates and contract values — among the most commercially sensitive information a services business has. </w:t>
+      </w:r>
+      <w:r>
+        <w:rPr>
+          <w:b/>
+          <w:bCs/>
+          <w:highlight w:val="yellow"/>
+          <w:highlightCs w:val="yellow"/>
+        </w:rPr>
+        <w:t xml:space="preserve">[ADD ANY CLIENT CONFIDENTIALITY TERM THAT APPLIED.]</w:t>
+      </w:r>
+    </w:p>
+    <w:p>
+      <w:pPr>
+        <w:spacing w:after="180" w:line="288"/>
+      </w:pPr>
+      <w:r>
+        <w:t xml:space="preserve">This turned out to matter more than expected. QuickInsight does its work inside the web browser on the user’s own computer — the spreadsheet is never uploaded to a server. Where the plain-English question feature is used, only the structure of the data is sent: table names, column names and data types. No data values are sent unless the user explicitly switches that on, and even then anything resembling a name, an identifier, contact details or a sensitive category is excluded automatically, with the user able to switch off any remaining column or individual value first.</w:t>
+      </w:r>
+    </w:p>
+    <w:p>
+      <w:pPr>
+        <w:spacing w:after="180" w:line="288"/>
+      </w:pPr>
+      <w:r>
+        <w:t xml:space="preserve">The practical effect is that adopting the tool required no data protection review, no supplier security assessment, and no conversation about where the data would be stored. </w:t>
+      </w:r>
+      <w:r>
+        <w:rPr>
+          <w:b/>
+          <w:bCs/>
+          <w:highlight w:val="yellow"/>
+          <w:highlightCs w:val="yellow"/>
+        </w:rPr>
+        <w:t xml:space="preserve">[CONFIRM THIS IS ACCURATE FOR THIS CUSTOMER — DELETE IF A REVIEW WAS IN FACT CARRIED OUT, OR REPLACE WITH WHAT THEY DID.]</w:t>
+      </w:r>
+    </w:p>
+    <w:p>
+      <w:pPr>
+        <w:pStyle w:val="Heading1"/>
+        <w:spacing w:after="160" w:before="360"/>
       </w:pPr>
       <w:r>
         <w:t xml:space="preserve">Results</w:t>
@@ -803,7 +995,7 @@
     </w:p>
     <w:p>
       <w:pPr>
-        <w:spacing w:after="160" w:line="276"/>
+        <w:spacing w:after="180" w:line="288"/>
       </w:pPr>
       <w:r>
         <w:rPr>
@@ -1037,7 +1229,7 @@
                 <w:sz w:val="20"/>
                 <w:szCs w:val="20"/>
               </w:rPr>
-              <w:t xml:space="preserve">Frequency the review is actually run</w:t>
+              <w:t xml:space="preserve">How often the review is actually run</w:t>
             </w:r>
           </w:p>
         </w:tc>
@@ -1185,22 +1377,22 @@
     </w:p>
     <w:p>
       <w:pPr>
-        <w:spacing w:after="160" w:line="276"/>
-      </w:pPr>
-      <w:r>
-        <w:rPr>
-          <w:b/>
-          <w:bCs/>
-          <w:highlight w:val="yellow"/>
-          <w:highlightCs w:val="yellow"/>
-        </w:rPr>
-        <w:t xml:space="preserve">[ADD ANY OUTCOME THAT IS NOT A TIME SAVING — e.g. an overrun identified early enough to act on, or a reconciliation error found. Specific incidents are more persuasive than averages.]</w:t>
+        <w:spacing w:after="180" w:line="288"/>
+      </w:pPr>
+      <w:r>
+        <w:rPr>
+          <w:b/>
+          <w:bCs/>
+          <w:highlight w:val="yellow"/>
+          <w:highlightCs w:val="yellow"/>
+        </w:rPr>
+        <w:t xml:space="preserve">[ADD ANY OUTCOME THAT IS NOT A TIME SAVING — something the analysis showed that was not known before, or a decision made differently as a result. A specific incident is more persuasive than an average.]</w:t>
       </w:r>
     </w:p>
     <w:p>
       <w:pPr>
         <w:pStyle w:val="Heading1"/>
-        <w:spacing w:after="160" w:before="340"/>
+        <w:spacing w:after="160" w:before="360"/>
       </w:pPr>
       <w:r>
         <w:t xml:space="preserve">In their words</w:t>
@@ -1208,22 +1400,26 @@
     </w:p>
     <w:p>
       <w:pPr>
-        <w:spacing w:after="140"/>
+        <w:pBdr>
+          <w:left w:val="single" w:color="B0B4C0" w:sz="18" w:space="12"/>
+        </w:pBdr>
+        <w:spacing w:after="140" w:before="160" w:line="300"/>
         <w:ind w:left="480"/>
       </w:pPr>
       <w:r>
         <w:rPr>
           <w:i/>
           <w:iCs/>
-          <w:sz w:val="24"/>
-          <w:szCs w:val="24"/>
-        </w:rPr>
-        <w:t xml:space="preserve">"[QUOTE — in the customer’s own words.]"</w:t>
-      </w:r>
-    </w:p>
-    <w:p>
-      <w:pPr>
-        <w:spacing w:after="160" w:line="276"/>
+          <w:color w:val="2A2A3E"/>
+          <w:sz w:val="26"/>
+          <w:szCs w:val="26"/>
+        </w:rPr>
+        <w:t xml:space="preserve">"[QUOTE — the customer’s own words. What the week looks like now compared with before, and what they would say to another small business in the same position.]"</w:t>
+      </w:r>
+    </w:p>
+    <w:p>
+      <w:pPr>
+        <w:spacing w:after="180" w:line="288"/>
         <w:ind w:left="480"/>
       </w:pPr>
       <w:r>
@@ -1262,7 +1458,7 @@
     <w:p>
       <w:pPr>
         <w:pStyle w:val="Heading1"/>
-        <w:spacing w:after="160" w:before="340"/>
+        <w:spacing w:after="160" w:before="360"/>
       </w:pPr>
       <w:r>
         <w:t xml:space="preserve">Approval</w:t>
@@ -1270,7 +1466,7 @@
     </w:p>
     <w:p>
       <w:pPr>
-        <w:spacing w:after="160" w:line="276"/>
+        <w:spacing w:after="180" w:line="288"/>
       </w:pPr>
       <w:r>
         <w:t xml:space="preserve">I confirm that the statements and figures in this case study are accurate, and I authorise Nithyasystems to be named, and this document to be used, in QuickInsight’s marketing materials and in applications to funding bodies, awards and government schemes.</w:t>
@@ -1671,7 +1867,7 @@
         <w:spacing w:after="110" w:line="276"/>
       </w:pPr>
       <w:r>
-        <w:t xml:space="preserve">If the customer cannot give a number, delete that row rather than estimating. An empty results table with three real rows beats six rows where three are guesses.</w:t>
+        <w:t xml:space="preserve">If the customer cannot give a number, delete that row rather than estimating.</w:t>
       </w:r>
     </w:p>
     <w:p>
@@ -1684,7 +1880,7 @@
         <w:spacing w:after="110" w:line="276"/>
       </w:pPr>
       <w:r>
-        <w:t xml:space="preserve">Send as PDF once the placeholders are filled. Ask for a signed scan back.</w:t>
+        <w:t xml:space="preserve">One question gets you most of the results table: "Before QuickInsight, how often did you rebuild this and roughly how long did it take each time? And now?"</w:t>
       </w:r>
     </w:p>
     <w:p>
@@ -1710,7 +1906,7 @@
         <w:spacing w:after="110" w:line="276"/>
       </w:pPr>
       <w:r>
-        <w:t xml:space="preserve">Keep the signed original. It is a stronger evidence document than anything you write about yourself.</w:t>
+        <w:t xml:space="preserve">Send as PDF once the placeholders are filled. Ask for a signed scan back, and keep the original.</w:t>
       </w:r>
     </w:p>
     <w:sectPr>
@@ -1926,7 +2122,7 @@
     </w:rPrDefault>
     <w:pPrDefault>
       <w:pPr>
-        <w:spacing w:line="276"/>
+        <w:spacing w:line="288"/>
       </w:pPr>
     </w:pPrDefault>
   </w:docDefaults>

--- a/docs/case-studies/QuickInsight-Case-Study-Nithyasystems.docx
+++ b/docs/case-studies/QuickInsight-Case-Study-Nithyasystems.docx
@@ -42,7 +42,7 @@
           <w:sz w:val="24"/>
           <w:szCs w:val="24"/>
         </w:rPr>
-        <w:t xml:space="preserve">Software services · [CITY], [COUNTRY]</w:t>
+        <w:t xml:space="preserve">Data warehousing, database and IT services · [CITY], [COUNTRY]</w:t>
       </w:r>
     </w:p>
     <w:p>
@@ -55,27 +55,7 @@
           <w:sz w:val="25"/>
           <w:szCs w:val="25"/>
         </w:rPr>
-        <w:t xml:space="preserve">Contracts in one spreadsheet, budgets in another, actuals in a third — and nobody whose job it was to reconcile them. </w:t>
-      </w:r>
-      <w:r>
-        <w:rPr>
-          <w:b/>
-          <w:bCs/>
-          <w:color w:val="2A2A3E"/>
-          <w:sz w:val="25"/>
-          <w:szCs w:val="25"/>
-          <w:highlight w:val="yellow"/>
-          <w:highlightCs w:val="yellow"/>
-        </w:rPr>
-        <w:t xml:space="preserve">[N]</w:t>
-      </w:r>
-      <w:r>
-        <w:rPr>
-          <w:color w:val="2A2A3E"/>
-          <w:sz w:val="25"/>
-          <w:szCs w:val="25"/>
-        </w:rPr>
-        <w:t xml:space="preserve"> hours of manual matching became a question anyone could ask.</w:t>
+        <w:t xml:space="preserve">A data services company with Power BI in place and one analyst to run it. The bottleneck was never the tooling — it was that every question, however small, had to go through the same person.</w:t>
       </w:r>
     </w:p>
     <w:p>
@@ -181,7 +161,7 @@
                 <w:sz w:val="20"/>
                 <w:szCs w:val="20"/>
               </w:rPr>
-              <w:t xml:space="preserve">Software services</w:t>
+              <w:t xml:space="preserve">Data warehousing, database and IT services</w:t>
             </w:r>
           </w:p>
         </w:tc>
@@ -418,7 +398,7 @@
                 <w:sz w:val="20"/>
                 <w:szCs w:val="20"/>
               </w:rPr>
-              <w:t xml:space="preserve">Used for</w:t>
+              <w:t xml:space="preserve">Used alongside</w:t>
             </w:r>
           </w:p>
         </w:tc>
@@ -444,7 +424,7 @@
                 <w:sz w:val="20"/>
                 <w:szCs w:val="20"/>
               </w:rPr>
-              <w:t xml:space="preserve">Contract management and budget tracking</w:t>
+              <w:t xml:space="preserve">Power BI — retained for complex and governed reporting</w:t>
             </w:r>
           </w:p>
         </w:tc>
@@ -475,7 +455,7 @@
                 <w:sz w:val="20"/>
                 <w:szCs w:val="20"/>
               </w:rPr>
-              <w:t xml:space="preserve">Data source</w:t>
+              <w:t xml:space="preserve">Used for</w:t>
             </w:r>
           </w:p>
         </w:tc>
@@ -500,10 +480,8 @@
                 <w:bCs w:val="false"/>
                 <w:sz w:val="20"/>
                 <w:szCs w:val="20"/>
-                <w:highlight w:val="yellow"/>
-                <w:highlightCs w:val="yellow"/>
-              </w:rPr>
-              <w:t xml:space="preserve">[DESCRIBE — e.g. a contract register spreadsheet plus monthly actuals exported from the accounting system]</w:t>
+              </w:rPr>
+              <w:t xml:space="preserve">Quick ad-hoc sales analysis: daily and weekly sales, and week-, month- and year-to-date figures by product</w:t>
             </w:r>
           </w:p>
         </w:tc>
@@ -515,7 +493,7 @@
         <w:spacing w:after="160" w:before="360"/>
       </w:pPr>
       <w:r>
-        <w:t xml:space="preserve">A finance question nobody had time to answer</w:t>
+        <w:t xml:space="preserve">A data company with a data bottleneck</w:t>
       </w:r>
     </w:p>
     <w:p>
@@ -523,19 +501,7 @@
         <w:spacing w:after="180" w:line="288"/>
       </w:pPr>
       <w:r>
-        <w:t xml:space="preserve">Nithyasystems is a software services business with </w:t>
-      </w:r>
-      <w:r>
-        <w:rPr>
-          <w:b/>
-          <w:bCs/>
-          <w:highlight w:val="yellow"/>
-          <w:highlightCs w:val="yellow"/>
-        </w:rPr>
-        <w:t xml:space="preserve">[N]</w:t>
-      </w:r>
-      <w:r>
-        <w:t xml:space="preserve"> employees. Its client work is organised around contracts, each with a budget attached, and the money against those budgets is spent month by month.</w:t>
+        <w:t xml:space="preserve">Nithyasystems builds data warehouses, database platforms and IT systems for its clients. Data infrastructure is what the company does for a living, and it is not a business that lacks analytical capability or good tooling.</w:t>
       </w:r>
     </w:p>
     <w:p>
@@ -543,19 +509,15 @@
         <w:spacing w:after="180" w:line="288"/>
       </w:pPr>
       <w:r>
-        <w:t xml:space="preserve">Keeping track of that meant </w:t>
-      </w:r>
-      <w:r>
-        <w:rPr>
-          <w:b/>
-          <w:bCs/>
-          <w:highlight w:val="yellow"/>
-          <w:highlightCs w:val="yellow"/>
-        </w:rPr>
-        <w:t xml:space="preserve">[DESCRIBE — e.g. three separate spreadsheets maintained by different people: a contract register, a budget sheet, and a monthly actuals export from the accounting system]</w:t>
-      </w:r>
-      <w:r>
-        <w:t xml:space="preserve">. Each one was accurate on its own. The difficulty was that the useful questions all required two of them at once.</w:t>
+        <w:t xml:space="preserve">Internally, its own reporting runs on Power BI, maintained by a single data analyst.</w:t>
+      </w:r>
+    </w:p>
+    <w:p>
+      <w:pPr>
+        <w:spacing w:after="180" w:line="288"/>
+      </w:pPr>
+      <w:r>
+        <w:t xml:space="preserve">That is a perfectly reasonable setup, and for the work Power BI is designed for it works well. The difficulty was never the platform. It was that one analyst had become the route through which every question had to travel.</w:t>
       </w:r>
     </w:p>
     <w:p>
@@ -564,7 +526,7 @@
         <w:spacing w:after="160" w:before="360"/>
       </w:pPr>
       <w:r>
-        <w:t xml:space="preserve">What the work looked like</w:t>
+        <w:t xml:space="preserve">What Power BI is for, and what it is not</w:t>
       </w:r>
     </w:p>
     <w:p>
@@ -572,19 +534,7 @@
         <w:spacing w:after="180" w:line="288"/>
       </w:pPr>
       <w:r>
-        <w:t xml:space="preserve">Answering something as basic as "which contracts are over budget this quarter" meant matching contract references between sheets by hand, usually with VLOOKUP. It took roughly </w:t>
-      </w:r>
-      <w:r>
-        <w:rPr>
-          <w:b/>
-          <w:bCs/>
-          <w:highlight w:val="yellow"/>
-          <w:highlightCs w:val="yellow"/>
-        </w:rPr>
-        <w:t xml:space="preserve">[N]</w:t>
-      </w:r>
-      <w:r>
-        <w:t xml:space="preserve"> hours, and it had to be redone from the beginning whenever the actuals were updated.</w:t>
+        <w:t xml:space="preserve">Power BI is the right tool for governed, recurring, complex reporting — the reports that matter, that need to be consistent, and that people depend on. Nithyasystems continues to use it for exactly that, and has no intention of changing.</w:t>
       </w:r>
     </w:p>
     <w:p>
@@ -592,64 +542,7 @@
         <w:spacing w:after="180" w:line="288"/>
       </w:pPr>
       <w:r>
-        <w:t xml:space="preserve">The recurring problems were:</w:t>
-      </w:r>
-    </w:p>
-    <w:p>
-      <w:pPr>
-        <w:pStyle w:val="ListParagraph"/>
-        <w:numPr>
-          <w:ilvl w:val="0"/>
-          <w:numId w:val="2"/>
-        </w:numPr>
-        <w:spacing w:after="110" w:line="276"/>
-      </w:pPr>
-      <w:r>
-        <w:rPr>
-          <w:b/>
-          <w:bCs/>
-          <w:highlight w:val="yellow"/>
-          <w:highlightCs w:val="yellow"/>
-        </w:rPr>
-        <w:t xml:space="preserve">[DIFFICULTY 1 — e.g. contract references were formatted differently in each sheet, so lookups silently failed and the mismatch was only noticed later]</w:t>
-      </w:r>
-    </w:p>
-    <w:p>
-      <w:pPr>
-        <w:pStyle w:val="ListParagraph"/>
-        <w:numPr>
-          <w:ilvl w:val="0"/>
-          <w:numId w:val="2"/>
-        </w:numPr>
-        <w:spacing w:after="110" w:line="276"/>
-      </w:pPr>
-      <w:r>
-        <w:rPr>
-          <w:b/>
-          <w:bCs/>
-          <w:highlight w:val="yellow"/>
-          <w:highlightCs w:val="yellow"/>
-        </w:rPr>
-        <w:t xml:space="preserve">[DIFFICULTY 2 — e.g. budgets and actuals were never reconciled between quarter ends, so overruns surfaced late]</w:t>
-      </w:r>
-    </w:p>
-    <w:p>
-      <w:pPr>
-        <w:pStyle w:val="ListParagraph"/>
-        <w:numPr>
-          <w:ilvl w:val="0"/>
-          <w:numId w:val="2"/>
-        </w:numPr>
-        <w:spacing w:after="110" w:line="276"/>
-      </w:pPr>
-      <w:r>
-        <w:rPr>
-          <w:b/>
-          <w:bCs/>
-          <w:highlight w:val="yellow"/>
-          <w:highlightCs w:val="yellow"/>
-        </w:rPr>
-        <w:t xml:space="preserve">[DIFFICULTY 3 — e.g. there was no reliable view of total committed spend across all live contracts]</w:t>
+        <w:t xml:space="preserve">The mismatch appears at the other end of the scale. Somebody wants to know what was sold today. Or this week. Or how a particular product is tracking month-to-date against year-to-date. These are small questions with short answers.</w:t>
       </w:r>
     </w:p>
     <w:p>
@@ -657,7 +550,15 @@
         <w:spacing w:after="180" w:line="288"/>
       </w:pPr>
       <w:r>
-        <w:t xml:space="preserve">Because the exercise was expensive, it was done rarely. And because it was done rarely, problems were found at the point where they were hardest to do anything about.</w:t>
+        <w:t xml:space="preserve">But getting them out of Power BI meant the full path: extract the data, transform it, load it, model it, and write the queries — and know Power BI well enough to do all of that. For a question whose answer is a single number, the cost of asking exceeded the value of knowing.</w:t>
+      </w:r>
+    </w:p>
+    <w:p>
+      <w:pPr>
+        <w:spacing w:after="180" w:line="288"/>
+      </w:pPr>
+      <w:r>
+        <w:t xml:space="preserve">So the small questions either went into the analyst’s queue, or went unasked.</w:t>
       </w:r>
     </w:p>
     <w:p>
@@ -666,7 +567,7 @@
         <w:spacing w:after="160" w:before="360"/>
       </w:pPr>
       <w:r>
-        <w:t xml:space="preserve">Why the usual answers did not fit</w:t>
+        <w:t xml:space="preserve">One analyst, everyone’s questions</w:t>
       </w:r>
     </w:p>
     <w:p>
@@ -674,28 +575,7 @@
         <w:spacing w:after="180" w:line="288"/>
       </w:pPr>
       <w:r>
-        <w:t xml:space="preserve">The obvious solution is to hire someone. A data analyst would have taken the reporting off </w:t>
-      </w:r>
-      <w:r>
-        <w:rPr>
-          <w:b/>
-          <w:bCs/>
-          <w:highlight w:val="yellow"/>
-          <w:highlightCs w:val="yellow"/>
-        </w:rPr>
-        <w:t xml:space="preserve">[ROLE — e.g. the finance lead]</w:t>
-      </w:r>
-      <w:r>
-        <w:t xml:space="preserve">’s desk entirely. But a salaried analyst was never realistic for a business of Nithyasystems’s size — the cost of the role would have been out of proportion to the problem it solved. </w:t>
-      </w:r>
-      <w:r>
-        <w:rPr>
-          <w:b/>
-          <w:bCs/>
-          <w:highlight w:val="yellow"/>
-          <w:highlightCs w:val="yellow"/>
-        </w:rPr>
-        <w:t xml:space="preserve">[ADD NITHYASYSTEMS’S OWN WORDS ON WHY HIRING WAS NOT AN OPTION, IF THEY ARE WILLING TO GIVE THEM.]</w:t>
+        <w:t xml:space="preserve">The queue is the part that does the damage, and it is easy to miss because nothing about it looks broken.</w:t>
       </w:r>
     </w:p>
     <w:p>
@@ -703,7 +583,7 @@
         <w:spacing w:after="180" w:line="288"/>
       </w:pPr>
       <w:r>
-        <w:t xml:space="preserve">The second obvious solution is a business intelligence tool. On paper these solve exactly this problem. In practice they move the difficulty rather than removing it: before a chart appears, someone has to connect the data, define how tables relate to each other, and build a model. That is analyst work. Buying the software does not supply the person who knows how to use it, and for a small team the licence cost arrives on top of a learning curve nobody has time for.</w:t>
+        <w:t xml:space="preserve">Trivial questions and genuinely important ones enter the same queue and are served in roughly the order they arrive. The analyst spends a meaningful part of the week producing figures that required no analytical judgement at all, while the work that genuinely needs their expertise waits behind it. Meanwhile the person who asked for today’s sales figure gets it tomorrow, by which point they have either moved on or made the decision without it.</w:t>
       </w:r>
     </w:p>
     <w:p>
@@ -711,7 +591,7 @@
         <w:spacing w:after="180" w:line="288"/>
       </w:pPr>
       <w:r>
-        <w:t xml:space="preserve">Asking the accountant to produce the analysis was possible but slow and billed by the hour, and it produced a report rather than the ability to ask a follow-up question. </w:t>
+        <w:t xml:space="preserve">Hiring a second analyst would have helped, but it treats a routing problem as a capacity problem — the new analyst joins the same queue. </w:t>
       </w:r>
       <w:r>
         <w:rPr>
@@ -728,19 +608,7 @@
         <w:spacing w:after="180" w:line="288"/>
       </w:pPr>
       <w:r>
-        <w:t xml:space="preserve">So the work stayed where it was — with </w:t>
-      </w:r>
-      <w:r>
-        <w:rPr>
-          <w:b/>
-          <w:bCs/>
-          <w:highlight w:val="yellow"/>
-          <w:highlightCs w:val="yellow"/>
-        </w:rPr>
-        <w:t xml:space="preserve">[ROLE — e.g. the finance lead]</w:t>
-      </w:r>
-      <w:r>
-        <w:t xml:space="preserve">, in Excel, done by hand.</w:t>
+        <w:t xml:space="preserve">Giving everyone a Power BI licence would not have helped either. The licence is not the barrier; the modelling knowledge is. Handing the tool to someone who does not have that knowledge produces either nothing or, worse, a confidently wrong number.</w:t>
       </w:r>
     </w:p>
     <w:p>
@@ -749,7 +617,7 @@
         <w:spacing w:after="160" w:before="360"/>
       </w:pPr>
       <w:r>
-        <w:t xml:space="preserve">What changed</w:t>
+        <w:t xml:space="preserve">What changed — a hybrid, not a replacement</w:t>
       </w:r>
     </w:p>
     <w:p>
@@ -757,7 +625,7 @@
         <w:spacing w:after="180" w:line="288"/>
       </w:pPr>
       <w:r>
-        <w:t xml:space="preserve">Nithyasystems started using QuickInsight in </w:t>
+        <w:t xml:space="preserve">Nithyasystems began using QuickInsight in </w:t>
       </w:r>
       <w:r>
         <w:rPr>
@@ -769,15 +637,149 @@
         <w:t xml:space="preserve">[MONTH YEAR]</w:t>
       </w:r>
       <w:r>
-        <w:t xml:space="preserve">. It is a browser-based analysis tool built for people who work with spreadsheets rather than for data specialists.</w:t>
-      </w:r>
+        <w:t xml:space="preserve"> alongside Power BI rather than instead of it. The two are used for different halves of the problem:</w:t>
+      </w:r>
+    </w:p>
+    <w:tbl>
+      <w:tblPr>
+        <w:tblW w:type="dxa" w:w="9026"/>
+        <w:tblBorders>
+          <w:top w:val="single" w:color="auto" w:sz="4"/>
+          <w:left w:val="single" w:color="auto" w:sz="4"/>
+          <w:bottom w:val="single" w:color="auto" w:sz="4"/>
+          <w:right w:val="single" w:color="auto" w:sz="4"/>
+          <w:insideH w:val="single" w:color="auto" w:sz="4"/>
+          <w:insideV w:val="single" w:color="auto" w:sz="4"/>
+        </w:tblBorders>
+      </w:tblPr>
+      <w:tblGrid>
+        <w:gridCol w:w="4513"/>
+        <w:gridCol w:w="4513"/>
+      </w:tblGrid>
+      <w:tr>
+        <w:trPr>
+          <w:tblHeader/>
+        </w:trPr>
+        <w:tc>
+          <w:tcPr>
+            <w:tcW w:type="dxa" w:w="4513"/>
+            <w:shd w:fill="E8EAF0" w:color="auto" w:val="clear"/>
+            <w:tcMar>
+              <w:top w:type="dxa" w:w="100"/>
+              <w:left w:type="dxa" w:w="140"/>
+              <w:bottom w:type="dxa" w:w="100"/>
+              <w:right w:type="dxa" w:w="140"/>
+            </w:tcMar>
+            <w:vAlign w:val="center"/>
+          </w:tcPr>
+          <w:p>
+            <w:pPr>
+              <w:spacing w:after="0" w:line="260"/>
+            </w:pPr>
+            <w:r>
+              <w:rPr>
+                <w:b/>
+                <w:bCs/>
+                <w:sz w:val="20"/>
+                <w:szCs w:val="20"/>
+              </w:rPr>
+              <w:t xml:space="preserve">Power BI</w:t>
+            </w:r>
+          </w:p>
+        </w:tc>
+        <w:tc>
+          <w:tcPr>
+            <w:tcW w:type="dxa" w:w="4513"/>
+            <w:shd w:fill="E8EAF0" w:color="auto" w:val="clear"/>
+            <w:tcMar>
+              <w:top w:type="dxa" w:w="100"/>
+              <w:left w:type="dxa" w:w="140"/>
+              <w:bottom w:type="dxa" w:w="100"/>
+              <w:right w:type="dxa" w:w="140"/>
+            </w:tcMar>
+            <w:vAlign w:val="center"/>
+          </w:tcPr>
+          <w:p>
+            <w:pPr>
+              <w:spacing w:after="0" w:line="260"/>
+            </w:pPr>
+            <w:r>
+              <w:rPr>
+                <w:b/>
+                <w:bCs/>
+                <w:sz w:val="20"/>
+                <w:szCs w:val="20"/>
+              </w:rPr>
+              <w:t xml:space="preserve">QuickInsight</w:t>
+            </w:r>
+          </w:p>
+        </w:tc>
+      </w:tr>
+      <w:tr>
+        <w:trPr>
+          <w:tblHeader w:val="false"/>
+        </w:trPr>
+        <w:tc>
+          <w:tcPr>
+            <w:tcW w:type="dxa" w:w="4513"/>
+            <w:tcMar>
+              <w:top w:type="dxa" w:w="100"/>
+              <w:left w:type="dxa" w:w="140"/>
+              <w:bottom w:type="dxa" w:w="100"/>
+              <w:right w:type="dxa" w:w="140"/>
+            </w:tcMar>
+            <w:vAlign w:val="center"/>
+          </w:tcPr>
+          <w:p>
+            <w:pPr>
+              <w:spacing w:after="0" w:line="260"/>
+            </w:pPr>
+            <w:r>
+              <w:rPr>
+                <w:sz w:val="20"/>
+                <w:szCs w:val="20"/>
+              </w:rPr>
+              <w:t xml:space="preserve">Governed, recurring reporting. Complex models. Anything the business depends on and needs to be consistent. Built and maintained by the analyst.</w:t>
+            </w:r>
+          </w:p>
+        </w:tc>
+        <w:tc>
+          <w:tcPr>
+            <w:tcW w:type="dxa" w:w="4513"/>
+            <w:tcMar>
+              <w:top w:type="dxa" w:w="100"/>
+              <w:left w:type="dxa" w:w="140"/>
+              <w:bottom w:type="dxa" w:w="100"/>
+              <w:right w:type="dxa" w:w="140"/>
+            </w:tcMar>
+            <w:vAlign w:val="center"/>
+          </w:tcPr>
+          <w:p>
+            <w:pPr>
+              <w:spacing w:after="0" w:line="260"/>
+            </w:pPr>
+            <w:r>
+              <w:rPr>
+                <w:sz w:val="20"/>
+                <w:szCs w:val="20"/>
+              </w:rPr>
+              <w:t xml:space="preserve">Quick ad-hoc questions. Exploration. Same-day answers. Used directly by the people who have the question.</w:t>
+            </w:r>
+          </w:p>
+        </w:tc>
+      </w:tr>
+    </w:tbl>
+    <w:p>
+      <w:pPr>
+        <w:spacing w:after="220"/>
+      </w:pPr>
     </w:p>
     <w:p>
       <w:pPr>
         <w:spacing w:after="180" w:line="288"/>
       </w:pPr>
       <w:r>
-        <w:t xml:space="preserve">The contract register and the actuals export are loaded together. QuickInsight works out how the two sheets relate to each other and joins them automatically — and, importantly, refuses any join that would duplicate rows and quietly inflate the totals. The figures on screen match the figures in the source files, which is the part that manual VLOOKUP work could never guarantee.</w:t>
+        <w:t xml:space="preserve">A spreadsheet export is loaded straight into the browser and cleaned automatically — date columns detected and standardised, additive and non-additive numbers distinguished, inconsistent category values tidied so the same product spelled two ways is counted once. There is no extract-transform-load step to build, no model to define, and nothing to install.</w:t>
       </w:r>
     </w:p>
     <w:p>
@@ -785,7 +787,7 @@
         <w:spacing w:after="180" w:line="288"/>
       </w:pPr>
       <w:r>
-        <w:t xml:space="preserve">The cleaning that used to be done by hand happens automatically when the file loads. QuickInsight reads the spreadsheet, works out which columns are dates and standardises their formats, identifies which numbers can meaningfully be added up and which cannot, tidies inconsistent category values so that the same thing spelled two ways is counted once, and flags columns that hold personal information. None of this requires a decision from the user.</w:t>
+        <w:t xml:space="preserve">Questions are then asked either through the guided question builder — choosing what to break the numbers down by, which figure to measure, which rows to include and how to order the result — or simply typed in plain English. The underlying query stays visible, which matters in a company where people know enough to want to check it.</w:t>
       </w:r>
     </w:p>
     <w:p>
@@ -793,12 +795,43 @@
         <w:spacing w:after="180" w:line="288"/>
       </w:pPr>
       <w:r>
-        <w:t xml:space="preserve">Questions are then asked in one of two ways. The guided question builder works by choosing what to break the numbers down by, which figure to measure, which rows to include and how to order the result — the four things every business question is made of. Alternatively the question can simply be typed in plain English. Either way a chart or table appears, with the underlying query visible for anyone who wants to check it.</w:t>
-      </w:r>
-    </w:p>
-    <w:p>
-      <w:pPr>
-        <w:spacing w:after="180" w:line="288"/>
+        <w:t xml:space="preserve">The questions it handles are the ones that were clogging the queue:</w:t>
+      </w:r>
+    </w:p>
+    <w:p>
+      <w:pPr>
+        <w:pStyle w:val="ListParagraph"/>
+        <w:numPr>
+          <w:ilvl w:val="0"/>
+          <w:numId w:val="2"/>
+        </w:numPr>
+        <w:spacing w:after="110" w:line="276"/>
+      </w:pPr>
+      <w:r>
+        <w:t xml:space="preserve">Today’s sales, and this week’s</w:t>
+      </w:r>
+    </w:p>
+    <w:p>
+      <w:pPr>
+        <w:pStyle w:val="ListParagraph"/>
+        <w:numPr>
+          <w:ilvl w:val="0"/>
+          <w:numId w:val="2"/>
+        </w:numPr>
+        <w:spacing w:after="110" w:line="276"/>
+      </w:pPr>
+      <w:r>
+        <w:t xml:space="preserve">Week-to-date, month-to-date and year-to-date sales by product</w:t>
+      </w:r>
+    </w:p>
+    <w:p>
+      <w:pPr>
+        <w:pStyle w:val="ListParagraph"/>
+        <w:numPr>
+          <w:ilvl w:val="0"/>
+          <w:numId w:val="2"/>
+        </w:numPr>
+        <w:spacing w:after="110" w:line="276"/>
       </w:pPr>
       <w:r>
         <w:rPr>
@@ -807,10 +840,7 @@
           <w:highlight w:val="yellow"/>
           <w:highlightCs w:val="yellow"/>
         </w:rPr>
-        <w:t xml:space="preserve">[ROLE — e.g. The finance lead]</w:t>
-      </w:r>
-      <w:r>
-        <w:t xml:space="preserve"> now asks questions such as:</w:t>
+        <w:t xml:space="preserve">[QUESTION 4 — e.g. this month against the same month last year, by product]</w:t>
       </w:r>
     </w:p>
     <w:p>
@@ -829,18 +859,33 @@
           <w:highlight w:val="yellow"/>
           <w:highlightCs w:val="yellow"/>
         </w:rPr>
-        <w:t xml:space="preserve">[QUESTION 1 — e.g. budget versus actual spend by contract, this quarter]</w:t>
-      </w:r>
-    </w:p>
-    <w:p>
-      <w:pPr>
-        <w:pStyle w:val="ListParagraph"/>
-        <w:numPr>
-          <w:ilvl w:val="0"/>
-          <w:numId w:val="2"/>
-        </w:numPr>
-        <w:spacing w:after="110" w:line="276"/>
-      </w:pPr>
+        <w:t xml:space="preserve">[ADD ANY OTHERS ASKED REGULARLY]</w:t>
+      </w:r>
+    </w:p>
+    <w:p>
+      <w:pPr>
+        <w:pStyle w:val="Heading1"/>
+        <w:spacing w:after="160" w:before="360"/>
+      </w:pPr>
+      <w:r>
+        <w:t xml:space="preserve">What the analyst got back</w:t>
+      </w:r>
+    </w:p>
+    <w:p>
+      <w:pPr>
+        <w:spacing w:after="180" w:line="288"/>
+      </w:pPr>
+      <w:r>
+        <w:t xml:space="preserve">The point of the change was not to produce figures faster, although it does. It was to take the questions that never needed an analyst out of the analyst’s queue.</w:t>
+      </w:r>
+    </w:p>
+    <w:p>
+      <w:pPr>
+        <w:spacing w:after="180" w:line="288"/>
+      </w:pPr>
+      <w:r>
+        <w:t xml:space="preserve">Work that requires modelling judgement, governance or genuine analytical skill still goes to the analyst — and now reaches them without waiting behind a request for a daily sales total. </w:t>
+      </w:r>
       <w:r>
         <w:rPr>
           <w:b/>
@@ -848,18 +893,25 @@
           <w:highlight w:val="yellow"/>
           <w:highlightCs w:val="yellow"/>
         </w:rPr>
-        <w:t xml:space="preserve">[QUESTION 2 — e.g. contracts where spend has exceeded budget, largest overrun first]</w:t>
-      </w:r>
-    </w:p>
-    <w:p>
-      <w:pPr>
-        <w:pStyle w:val="ListParagraph"/>
-        <w:numPr>
-          <w:ilvl w:val="0"/>
-          <w:numId w:val="2"/>
-        </w:numPr>
-        <w:spacing w:after="110" w:line="276"/>
-      </w:pPr>
+        <w:t xml:space="preserve">[ADD THE OUTCOME IN NITHYASYSTEMS’ OWN TERMS — e.g. how much of the analyst’s week was previously spent on ad-hoc requests, and what that time is now spent on instead.]</w:t>
+      </w:r>
+    </w:p>
+    <w:p>
+      <w:pPr>
+        <w:pStyle w:val="Heading1"/>
+        <w:spacing w:after="160" w:before="360"/>
+      </w:pPr>
+      <w:r>
+        <w:t xml:space="preserve">A note on the data itself</w:t>
+      </w:r>
+    </w:p>
+    <w:p>
+      <w:pPr>
+        <w:spacing w:after="180" w:line="288"/>
+      </w:pPr>
+      <w:r>
+        <w:t xml:space="preserve">Sales data by product and client is commercially sensitive, and as a data services business Nithyasystems applies the same standards to its own information that it applies on behalf of its clients. </w:t>
+      </w:r>
       <w:r>
         <w:rPr>
           <w:b/>
@@ -867,96 +919,7 @@
           <w:highlight w:val="yellow"/>
           <w:highlightCs w:val="yellow"/>
         </w:rPr>
-        <w:t xml:space="preserve">[QUESTION 3 — e.g. total committed contract value by client]</w:t>
-      </w:r>
-    </w:p>
-    <w:p>
-      <w:pPr>
-        <w:pStyle w:val="ListParagraph"/>
-        <w:numPr>
-          <w:ilvl w:val="0"/>
-          <w:numId w:val="2"/>
-        </w:numPr>
-        <w:spacing w:after="110" w:line="276"/>
-      </w:pPr>
-      <w:r>
-        <w:rPr>
-          <w:b/>
-          <w:bCs/>
-          <w:highlight w:val="yellow"/>
-          <w:highlightCs w:val="yellow"/>
-        </w:rPr>
-        <w:t xml:space="preserve">[QUESTION 4 — e.g. month-by-month spend against a named contract]</w:t>
-      </w:r>
-    </w:p>
-    <w:p>
-      <w:pPr>
-        <w:spacing w:after="180" w:line="288"/>
-      </w:pPr>
-      <w:r>
-        <w:t xml:space="preserve">The budget-versus-actual view is saved as a dashboard, so it is now checked </w:t>
-      </w:r>
-      <w:r>
-        <w:rPr>
-          <w:b/>
-          <w:bCs/>
-          <w:highlight w:val="yellow"/>
-          <w:highlightCs w:val="yellow"/>
-        </w:rPr>
-        <w:t xml:space="preserve">[HOW OFTEN]</w:t>
-      </w:r>
-      <w:r>
-        <w:t xml:space="preserve"> rather than </w:t>
-      </w:r>
-      <w:r>
-        <w:rPr>
-          <w:b/>
-          <w:bCs/>
-          <w:highlight w:val="yellow"/>
-          <w:highlightCs w:val="yellow"/>
-        </w:rPr>
-        <w:t xml:space="preserve">[HOW OFTEN IT USED TO BE]</w:t>
-      </w:r>
-      <w:r>
-        <w:t xml:space="preserve">. </w:t>
-      </w:r>
-      <w:r>
-        <w:rPr>
-          <w:b/>
-          <w:bCs/>
-          <w:highlight w:val="yellow"/>
-          <w:highlightCs w:val="yellow"/>
-        </w:rPr>
-        <w:t xml:space="preserve">[WHO]</w:t>
-      </w:r>
-      <w:r>
-        <w:t xml:space="preserve"> reviews it.</w:t>
-      </w:r>
-    </w:p>
-    <w:p>
-      <w:pPr>
-        <w:pStyle w:val="Heading1"/>
-        <w:spacing w:after="160" w:before="360"/>
-      </w:pPr>
-      <w:r>
-        <w:t xml:space="preserve">A note on the data itself</w:t>
-      </w:r>
-    </w:p>
-    <w:p>
-      <w:pPr>
-        <w:spacing w:after="180" w:line="288"/>
-      </w:pPr>
-      <w:r>
-        <w:t xml:space="preserve">A contract register holds client names, negotiated rates and contract values — among the most commercially sensitive information a services business has. </w:t>
-      </w:r>
-      <w:r>
-        <w:rPr>
-          <w:b/>
-          <w:bCs/>
-          <w:highlight w:val="yellow"/>
-          <w:highlightCs w:val="yellow"/>
-        </w:rPr>
-        <w:t xml:space="preserve">[ADD ANY CLIENT CONFIDENTIALITY TERM THAT APPLIED.]</w:t>
+        <w:t xml:space="preserve">[ADD ANY INTERNAL POLICY OR CLIENT CONFIDENTIALITY TERM THAT APPLIED.]</w:t>
       </w:r>
     </w:p>
     <w:p>
@@ -1134,7 +1097,7 @@
                 <w:sz w:val="20"/>
                 <w:szCs w:val="20"/>
               </w:rPr>
-              <w:t xml:space="preserve">Time to produce the budget-versus-actual review</w:t>
+              <w:t xml:space="preserve">Wait for an ad-hoc sales figure</w:t>
             </w:r>
           </w:p>
         </w:tc>
@@ -1160,14 +1123,7 @@
                 <w:highlight w:val="yellow"/>
                 <w:highlightCs w:val="yellow"/>
               </w:rPr>
-              <w:t xml:space="preserve">[N]</w:t>
-            </w:r>
-            <w:r>
-              <w:rPr>
-                <w:sz w:val="20"/>
-                <w:szCs w:val="20"/>
-              </w:rPr>
-              <w:t xml:space="preserve"> hours</w:t>
+              <w:t xml:space="preserve">[e.g. next day]</w:t>
             </w:r>
           </w:p>
         </w:tc>
@@ -1193,14 +1149,7 @@
                 <w:highlight w:val="yellow"/>
                 <w:highlightCs w:val="yellow"/>
               </w:rPr>
-              <w:t xml:space="preserve">[N]</w:t>
-            </w:r>
-            <w:r>
-              <w:rPr>
-                <w:sz w:val="20"/>
-                <w:szCs w:val="20"/>
-              </w:rPr>
-              <w:t xml:space="preserve"> minutes</w:t>
+              <w:t xml:space="preserve">[e.g. minutes]</w:t>
             </w:r>
           </w:p>
         </w:tc>
@@ -1229,7 +1178,7 @@
                 <w:sz w:val="20"/>
                 <w:szCs w:val="20"/>
               </w:rPr>
-              <w:t xml:space="preserve">How often the review is actually run</w:t>
+              <w:t xml:space="preserve">Analyst time spent on ad-hoc requests</w:t>
             </w:r>
           </w:p>
         </w:tc>
@@ -1255,25 +1204,15 @@
                 <w:highlight w:val="yellow"/>
                 <w:highlightCs w:val="yellow"/>
               </w:rPr>
-              <w:t xml:space="preserve">[e.g. quarterly]</w:t>
-            </w:r>
-          </w:p>
-        </w:tc>
-        <w:tc>
-          <w:tcPr>
-            <w:tcW w:type="dxa" w:w="2426"/>
-            <w:tcMar>
-              <w:top w:type="dxa" w:w="100"/>
-              <w:left w:type="dxa" w:w="140"/>
-              <w:bottom w:type="dxa" w:w="100"/>
-              <w:right w:type="dxa" w:w="140"/>
-            </w:tcMar>
-            <w:vAlign w:val="center"/>
-          </w:tcPr>
-          <w:p>
-            <w:pPr>
-              <w:spacing w:after="0" w:line="260"/>
-            </w:pPr>
+              <w:t xml:space="preserve">[N]</w:t>
+            </w:r>
+            <w:r>
+              <w:rPr>
+                <w:sz w:val="20"/>
+                <w:szCs w:val="20"/>
+              </w:rPr>
+              <w:t xml:space="preserve"> </w:t>
+            </w:r>
             <w:r>
               <w:rPr>
                 <w:sz w:val="20"/>
@@ -1281,7 +1220,128 @@
                 <w:highlight w:val="yellow"/>
                 <w:highlightCs w:val="yellow"/>
               </w:rPr>
-              <w:t xml:space="preserve">[e.g. weekly]</w:t>
+              <w:t xml:space="preserve">[hours per week]</w:t>
+            </w:r>
+          </w:p>
+        </w:tc>
+        <w:tc>
+          <w:tcPr>
+            <w:tcW w:type="dxa" w:w="2426"/>
+            <w:tcMar>
+              <w:top w:type="dxa" w:w="100"/>
+              <w:left w:type="dxa" w:w="140"/>
+              <w:bottom w:type="dxa" w:w="100"/>
+              <w:right w:type="dxa" w:w="140"/>
+            </w:tcMar>
+            <w:vAlign w:val="center"/>
+          </w:tcPr>
+          <w:p>
+            <w:pPr>
+              <w:spacing w:after="0" w:line="260"/>
+            </w:pPr>
+            <w:r>
+              <w:rPr>
+                <w:sz w:val="20"/>
+                <w:szCs w:val="20"/>
+                <w:highlight w:val="yellow"/>
+                <w:highlightCs w:val="yellow"/>
+              </w:rPr>
+              <w:t xml:space="preserve">[N]</w:t>
+            </w:r>
+            <w:r>
+              <w:rPr>
+                <w:sz w:val="20"/>
+                <w:szCs w:val="20"/>
+              </w:rPr>
+              <w:t xml:space="preserve"> </w:t>
+            </w:r>
+            <w:r>
+              <w:rPr>
+                <w:sz w:val="20"/>
+                <w:szCs w:val="20"/>
+                <w:highlight w:val="yellow"/>
+                <w:highlightCs w:val="yellow"/>
+              </w:rPr>
+              <w:t xml:space="preserve">[hours per week]</w:t>
+            </w:r>
+          </w:p>
+        </w:tc>
+      </w:tr>
+      <w:tr>
+        <w:trPr>
+          <w:tblHeader w:val="false"/>
+        </w:trPr>
+        <w:tc>
+          <w:tcPr>
+            <w:tcW w:type="dxa" w:w="4200"/>
+            <w:tcMar>
+              <w:top w:type="dxa" w:w="100"/>
+              <w:left w:type="dxa" w:w="140"/>
+              <w:bottom w:type="dxa" w:w="100"/>
+              <w:right w:type="dxa" w:w="140"/>
+            </w:tcMar>
+            <w:vAlign w:val="center"/>
+          </w:tcPr>
+          <w:p>
+            <w:pPr>
+              <w:spacing w:after="0" w:line="260"/>
+            </w:pPr>
+            <w:r>
+              <w:rPr>
+                <w:sz w:val="20"/>
+                <w:szCs w:val="20"/>
+              </w:rPr>
+              <w:t xml:space="preserve">People able to answer a basic sales question</w:t>
+            </w:r>
+          </w:p>
+        </w:tc>
+        <w:tc>
+          <w:tcPr>
+            <w:tcW w:type="dxa" w:w="2400"/>
+            <w:tcMar>
+              <w:top w:type="dxa" w:w="100"/>
+              <w:left w:type="dxa" w:w="140"/>
+              <w:bottom w:type="dxa" w:w="100"/>
+              <w:right w:type="dxa" w:w="140"/>
+            </w:tcMar>
+            <w:vAlign w:val="center"/>
+          </w:tcPr>
+          <w:p>
+            <w:pPr>
+              <w:spacing w:after="0" w:line="260"/>
+            </w:pPr>
+            <w:r>
+              <w:rPr>
+                <w:sz w:val="20"/>
+                <w:szCs w:val="20"/>
+              </w:rPr>
+              <w:t xml:space="preserve">1</w:t>
+            </w:r>
+          </w:p>
+        </w:tc>
+        <w:tc>
+          <w:tcPr>
+            <w:tcW w:type="dxa" w:w="2426"/>
+            <w:tcMar>
+              <w:top w:type="dxa" w:w="100"/>
+              <w:left w:type="dxa" w:w="140"/>
+              <w:bottom w:type="dxa" w:w="100"/>
+              <w:right w:type="dxa" w:w="140"/>
+            </w:tcMar>
+            <w:vAlign w:val="center"/>
+          </w:tcPr>
+          <w:p>
+            <w:pPr>
+              <w:spacing w:after="0" w:line="260"/>
+            </w:pPr>
+            <w:r>
+              <w:rPr>
+                <w:sz w:val="20"/>
+                <w:szCs w:val="20"/>
+                <w:highlight w:val="yellow"/>
+                <w:highlightCs w:val="yellow"/>
+              </w:rPr>
+              <w:t xml:space="preserve">[N]</w:t>
             </w:r>
           </w:p>
         </w:tc>

--- a/docs/case-studies/QuickInsight-Case-Study-Nithyasystems.docx
+++ b/docs/case-studies/QuickInsight-Case-Study-Nithyasystems.docx
@@ -42,7 +42,7 @@
           <w:sz w:val="24"/>
           <w:szCs w:val="24"/>
         </w:rPr>
-        <w:t xml:space="preserve">Data warehousing, database and IT services · [CITY], [COUNTRY]</w:t>
+        <w:t xml:space="preserve">Software development, process outsourcing and IT consulting · Texas, USA</w:t>
       </w:r>
     </w:p>
     <w:p>
@@ -55,7 +55,7 @@
           <w:sz w:val="25"/>
           <w:szCs w:val="25"/>
         </w:rPr>
-        <w:t xml:space="preserve">A data services company with Power BI in place and one analyst to run it. The bottleneck was never the tooling — it was that every question, however small, had to go through the same person.</w:t>
+        <w:t xml:space="preserve">An IT services company with Power BI in place and one analyst to run it. The bottleneck was never the tooling — it was that every question, however small, had to go through the same person.</w:t>
       </w:r>
     </w:p>
     <w:p>
@@ -161,7 +161,7 @@
                 <w:sz w:val="20"/>
                 <w:szCs w:val="20"/>
               </w:rPr>
-              <w:t xml:space="preserve">Data warehousing, database and IT services</w:t>
+              <w:t xml:space="preserve">Software development, process outsourcing and IT consulting</w:t>
             </w:r>
           </w:p>
         </w:tc>
@@ -217,30 +217,8 @@
                 <w:bCs w:val="false"/>
                 <w:sz w:val="20"/>
                 <w:szCs w:val="20"/>
-                <w:highlight w:val="yellow"/>
-                <w:highlightCs w:val="yellow"/>
-              </w:rPr>
-              <w:t xml:space="preserve">[CITY]</w:t>
-            </w:r>
-            <w:r>
-              <w:rPr>
-                <w:b w:val="false"/>
-                <w:bCs w:val="false"/>
-                <w:sz w:val="20"/>
-                <w:szCs w:val="20"/>
-              </w:rPr>
-              <w:t xml:space="preserve">, </w:t>
-            </w:r>
-            <w:r>
-              <w:rPr>
-                <w:b w:val="false"/>
-                <w:bCs w:val="false"/>
-                <w:sz w:val="20"/>
-                <w:szCs w:val="20"/>
-                <w:highlight w:val="yellow"/>
-                <w:highlightCs w:val="yellow"/>
-              </w:rPr>
-              <w:t xml:space="preserve">[COUNTRY]</w:t>
+              </w:rPr>
+              <w:t xml:space="preserve">Texas, USA</w:t>
             </w:r>
           </w:p>
         </w:tc>
@@ -296,19 +274,8 @@
                 <w:bCs w:val="false"/>
                 <w:sz w:val="20"/>
                 <w:szCs w:val="20"/>
-                <w:highlight w:val="yellow"/>
-                <w:highlightCs w:val="yellow"/>
-              </w:rPr>
-              <w:t xml:space="preserve">[N]</w:t>
-            </w:r>
-            <w:r>
-              <w:rPr>
-                <w:b w:val="false"/>
-                <w:bCs w:val="false"/>
-                <w:sz w:val="20"/>
-                <w:szCs w:val="20"/>
-              </w:rPr>
-              <w:t xml:space="preserve"> employees</w:t>
+              </w:rPr>
+              <w:t xml:space="preserve">22 employees</w:t>
             </w:r>
           </w:p>
         </w:tc>
@@ -364,10 +331,8 @@
                 <w:bCs w:val="false"/>
                 <w:sz w:val="20"/>
                 <w:szCs w:val="20"/>
-                <w:highlight w:val="yellow"/>
-                <w:highlightCs w:val="yellow"/>
-              </w:rPr>
-              <w:t xml:space="preserve">[MONTH YEAR]</w:t>
+              </w:rPr>
+              <w:t xml:space="preserve">2 July 2026</w:t>
             </w:r>
           </w:p>
         </w:tc>
@@ -501,7 +466,7 @@
         <w:spacing w:after="180" w:line="288"/>
       </w:pPr>
       <w:r>
-        <w:t xml:space="preserve">Nithyasystems builds data warehouses, database platforms and IT systems for its clients. Data infrastructure is what the company does for a living, and it is not a business that lacks analytical capability or good tooling.</w:t>
+        <w:t xml:space="preserve">Nithyasystems provides software development, process outsourcing and IT consulting to businesses and government agencies across sectors including banking and finance, healthcare, education, retail and hospitality. Data work is what the company does for a living.</w:t>
       </w:r>
     </w:p>
     <w:p>
@@ -591,16 +556,7 @@
         <w:spacing w:after="180" w:line="288"/>
       </w:pPr>
       <w:r>
-        <w:t xml:space="preserve">Hiring a second analyst would have helped, but it treats a routing problem as a capacity problem — the new analyst joins the same queue. </w:t>
-      </w:r>
-      <w:r>
-        <w:rPr>
-          <w:b/>
-          <w:bCs/>
-          <w:highlight w:val="yellow"/>
-          <w:highlightCs w:val="yellow"/>
-        </w:rPr>
-        <w:t xml:space="preserve">[CONFIRM OR REPLACE WITH WHAT NITHYASYSTEMS ACTUALLY CONSIDERED.]</w:t>
+        <w:t xml:space="preserve">Hiring a second analyst would have helped, but it treats a routing problem as a capacity problem — the new analyst joins the same queue.</w:t>
       </w:r>
     </w:p>
     <w:p>
@@ -625,19 +581,7 @@
         <w:spacing w:after="180" w:line="288"/>
       </w:pPr>
       <w:r>
-        <w:t xml:space="preserve">Nithyasystems began using QuickInsight in </w:t>
-      </w:r>
-      <w:r>
-        <w:rPr>
-          <w:b/>
-          <w:bCs/>
-          <w:highlight w:val="yellow"/>
-          <w:highlightCs w:val="yellow"/>
-        </w:rPr>
-        <w:t xml:space="preserve">[MONTH YEAR]</w:t>
-      </w:r>
-      <w:r>
-        <w:t xml:space="preserve"> alongside Power BI rather than instead of it. The two are used for different halves of the problem:</w:t>
+        <w:t xml:space="preserve">Nithyasystems began using QuickInsight in July 2026 alongside Power BI rather than instead of it. The two are used for different halves of the problem:</w:t>
       </w:r>
     </w:p>
     <w:tbl>
@@ -834,13 +778,7 @@
         <w:spacing w:after="110" w:line="276"/>
       </w:pPr>
       <w:r>
-        <w:rPr>
-          <w:b/>
-          <w:bCs/>
-          <w:highlight w:val="yellow"/>
-          <w:highlightCs w:val="yellow"/>
-        </w:rPr>
-        <w:t xml:space="preserve">[QUESTION 4 — e.g. this month against the same month last year, by product]</w:t>
+        <w:t xml:space="preserve">Product-wise sales distribution breakdown</w:t>
       </w:r>
     </w:p>
     <w:p>
@@ -853,13 +791,7 @@
         <w:spacing w:after="110" w:line="276"/>
       </w:pPr>
       <w:r>
-        <w:rPr>
-          <w:b/>
-          <w:bCs/>
-          <w:highlight w:val="yellow"/>
-          <w:highlightCs w:val="yellow"/>
-        </w:rPr>
-        <w:t xml:space="preserve">[ADD ANY OTHERS ASKED REGULARLY]</w:t>
+        <w:t xml:space="preserve">This month against the same month last year, by product</w:t>
       </w:r>
     </w:p>
     <w:p>
@@ -884,16 +816,7 @@
         <w:spacing w:after="180" w:line="288"/>
       </w:pPr>
       <w:r>
-        <w:t xml:space="preserve">Work that requires modelling judgement, governance or genuine analytical skill still goes to the analyst — and now reaches them without waiting behind a request for a daily sales total. </w:t>
-      </w:r>
-      <w:r>
-        <w:rPr>
-          <w:b/>
-          <w:bCs/>
-          <w:highlight w:val="yellow"/>
-          <w:highlightCs w:val="yellow"/>
-        </w:rPr>
-        <w:t xml:space="preserve">[ADD THE OUTCOME IN NITHYASYSTEMS’ OWN TERMS — e.g. how much of the analyst’s week was previously spent on ad-hoc requests, and what that time is now spent on instead.]</w:t>
+        <w:t xml:space="preserve">Ten hours of the analyst’s week were previously spent on ad-hoc requests. That time is now spent instead on developing more complex dashboards and maintaining the company’s data infrastructure — work that requires modelling judgement, governance and genuine analytical skill, and which now reaches the analyst without waiting behind a request for a daily sales total.</w:t>
       </w:r>
     </w:p>
     <w:p>
@@ -902,49 +825,23 @@
         <w:spacing w:after="160" w:before="360"/>
       </w:pPr>
       <w:r>
-        <w:t xml:space="preserve">A note on the data itself</w:t>
-      </w:r>
-    </w:p>
-    <w:p>
-      <w:pPr>
-        <w:spacing w:after="180" w:line="288"/>
-      </w:pPr>
-      <w:r>
-        <w:t xml:space="preserve">Sales data by product and client is commercially sensitive, and as a data services business Nithyasystems applies the same standards to its own information that it applies on behalf of its clients. </w:t>
-      </w:r>
-      <w:r>
-        <w:rPr>
-          <w:b/>
-          <w:bCs/>
-          <w:highlight w:val="yellow"/>
-          <w:highlightCs w:val="yellow"/>
-        </w:rPr>
-        <w:t xml:space="preserve">[ADD ANY INTERNAL POLICY OR CLIENT CONFIDENTIALITY TERM THAT APPLIED.]</w:t>
-      </w:r>
-    </w:p>
-    <w:p>
-      <w:pPr>
-        <w:spacing w:after="180" w:line="288"/>
-      </w:pPr>
-      <w:r>
-        <w:t xml:space="preserve">This turned out to matter more than expected. QuickInsight does its work inside the web browser on the user’s own computer — the spreadsheet is never uploaded to a server. Where the plain-English question feature is used, only the structure of the data is sent: table names, column names and data types. No data values are sent unless the user explicitly switches that on, and even then anything resembling a name, an identifier, contact details or a sensitive category is excluded automatically, with the user able to switch off any remaining column or individual value first.</w:t>
-      </w:r>
-    </w:p>
-    <w:p>
-      <w:pPr>
-        <w:spacing w:after="180" w:line="288"/>
-      </w:pPr>
-      <w:r>
-        <w:t xml:space="preserve">The practical effect is that adopting the tool required no data protection review, no supplier security assessment, and no conversation about where the data would be stored. </w:t>
-      </w:r>
-      <w:r>
-        <w:rPr>
-          <w:b/>
-          <w:bCs/>
-          <w:highlight w:val="yellow"/>
-          <w:highlightCs w:val="yellow"/>
-        </w:rPr>
-        <w:t xml:space="preserve">[CONFIRM THIS IS ACCURATE FOR THIS CUSTOMER — DELETE IF A REVIEW WAS IN FACT CARRIED OUT, OR REPLACE WITH WHAT THEY DID.]</w:t>
+        <w:t xml:space="preserve">Decisions made in the room</w:t>
+      </w:r>
+    </w:p>
+    <w:p>
+      <w:pPr>
+        <w:spacing w:after="180" w:line="288"/>
+      </w:pPr>
+      <w:r>
+        <w:t xml:space="preserve">The change showed up somewhere nobody had planned for: in meetings.</w:t>
+      </w:r>
+    </w:p>
+    <w:p>
+      <w:pPr>
+        <w:spacing w:after="180" w:line="288"/>
+      </w:pPr>
+      <w:r>
+        <w:t xml:space="preserve">During routine sales reviews, product-level performance can now be examined immediately, while the discussion is still happening, rather than being sent away as follow-up analysis to return later in the week. Meetings end with a decision made on current figures instead of an action deferred pending a report.</w:t>
       </w:r>
     </w:p>
     <w:p>
@@ -953,21 +850,40 @@
         <w:spacing w:after="160" w:before="360"/>
       </w:pPr>
       <w:r>
+        <w:t xml:space="preserve">A note on the data itself</w:t>
+      </w:r>
+    </w:p>
+    <w:p>
+      <w:pPr>
+        <w:spacing w:after="180" w:line="288"/>
+      </w:pPr>
+      <w:r>
+        <w:t xml:space="preserve">Sales data by product and client is commercially sensitive, and as an IT services business Nithyasystems applies the same standards to its own information that it applies on behalf of its clients. Certain commercially sensitive figures have been withheld or anonymised in this document in accordance with internal confidentiality policies and contractual obligations to clients.</w:t>
+      </w:r>
+    </w:p>
+    <w:p>
+      <w:pPr>
+        <w:spacing w:after="180" w:line="288"/>
+      </w:pPr>
+      <w:r>
+        <w:t xml:space="preserve">QuickInsight does its work inside the web browser on the user’s own computer. The spreadsheet is never uploaded to a server at all. Where the plain-English question feature is used, only the structure of the data is sent — table names, column names and data types. No data values are sent unless the user explicitly switches that on, and even then anything resembling a name, an identifier, contact details or a sensitive category is excluded automatically, with the user able to switch off any remaining column or individual value first.</w:t>
+      </w:r>
+    </w:p>
+    <w:p>
+      <w:pPr>
+        <w:spacing w:after="180" w:line="288"/>
+      </w:pPr>
+      <w:r>
+        <w:t xml:space="preserve">Because the analysis happens locally and the data never leaves the machine, adopting the tool required no supplier security assessment and no decision about where company data would be stored.</w:t>
+      </w:r>
+    </w:p>
+    <w:p>
+      <w:pPr>
+        <w:pStyle w:val="Heading1"/>
+        <w:spacing w:after="160" w:before="360"/>
+      </w:pPr>
+      <w:r>
         <w:t xml:space="preserve">Results</w:t>
-      </w:r>
-    </w:p>
-    <w:p>
-      <w:pPr>
-        <w:spacing w:after="180" w:line="288"/>
-      </w:pPr>
-      <w:r>
-        <w:rPr>
-          <w:b/>
-          <w:bCs/>
-          <w:highlight w:val="yellow"/>
-          <w:highlightCs w:val="yellow"/>
-        </w:rPr>
-        <w:t xml:space="preserve">[Nithyasystems to complete. Use only figures Nithyasystems can stand behind. Delete any row that cannot be evidenced.]</w:t>
       </w:r>
     </w:p>
     <w:tbl>
@@ -1120,10 +1036,8 @@
               <w:rPr>
                 <w:sz w:val="20"/>
                 <w:szCs w:val="20"/>
-                <w:highlight w:val="yellow"/>
-                <w:highlightCs w:val="yellow"/>
-              </w:rPr>
-              <w:t xml:space="preserve">[e.g. next day]</w:t>
+              </w:rPr>
+              <w:t xml:space="preserve">Days</w:t>
             </w:r>
           </w:p>
         </w:tc>
@@ -1146,10 +1060,8 @@
               <w:rPr>
                 <w:sz w:val="20"/>
                 <w:szCs w:val="20"/>
-                <w:highlight w:val="yellow"/>
-                <w:highlightCs w:val="yellow"/>
-              </w:rPr>
-              <w:t xml:space="preserve">[e.g. minutes]</w:t>
+              </w:rPr>
+              <w:t xml:space="preserve">Minutes</w:t>
             </w:r>
           </w:p>
         </w:tc>
@@ -1201,26 +1113,8 @@
               <w:rPr>
                 <w:sz w:val="20"/>
                 <w:szCs w:val="20"/>
-                <w:highlight w:val="yellow"/>
-                <w:highlightCs w:val="yellow"/>
-              </w:rPr>
-              <w:t xml:space="preserve">[N]</w:t>
-            </w:r>
-            <w:r>
-              <w:rPr>
-                <w:sz w:val="20"/>
-                <w:szCs w:val="20"/>
-              </w:rPr>
-              <w:t xml:space="preserve"> </w:t>
-            </w:r>
-            <w:r>
-              <w:rPr>
-                <w:sz w:val="20"/>
-                <w:szCs w:val="20"/>
-                <w:highlight w:val="yellow"/>
-                <w:highlightCs w:val="yellow"/>
-              </w:rPr>
-              <w:t xml:space="preserve">[hours per week]</w:t>
+              </w:rPr>
+              <w:t xml:space="preserve">10 hours per week</w:t>
             </w:r>
           </w:p>
         </w:tc>
@@ -1243,26 +1137,8 @@
               <w:rPr>
                 <w:sz w:val="20"/>
                 <w:szCs w:val="20"/>
-                <w:highlight w:val="yellow"/>
-                <w:highlightCs w:val="yellow"/>
-              </w:rPr>
-              <w:t xml:space="preserve">[N]</w:t>
-            </w:r>
-            <w:r>
-              <w:rPr>
-                <w:sz w:val="20"/>
-                <w:szCs w:val="20"/>
-              </w:rPr>
-              <w:t xml:space="preserve"> </w:t>
-            </w:r>
-            <w:r>
-              <w:rPr>
-                <w:sz w:val="20"/>
-                <w:szCs w:val="20"/>
-                <w:highlight w:val="yellow"/>
-                <w:highlightCs w:val="yellow"/>
-              </w:rPr>
-              <w:t xml:space="preserve">[hours per week]</w:t>
+              </w:rPr>
+              <w:t xml:space="preserve">Near zero for routine requests</w:t>
             </w:r>
           </w:p>
         </w:tc>
@@ -1338,117 +1214,13 @@
               <w:rPr>
                 <w:sz w:val="20"/>
                 <w:szCs w:val="20"/>
-                <w:highlight w:val="yellow"/>
-                <w:highlightCs w:val="yellow"/>
-              </w:rPr>
-              <w:t xml:space="preserve">[N]</w:t>
-            </w:r>
-          </w:p>
-        </w:tc>
-      </w:tr>
-      <w:tr>
-        <w:trPr>
-          <w:tblHeader w:val="false"/>
-        </w:trPr>
-        <w:tc>
-          <w:tcPr>
-            <w:tcW w:type="dxa" w:w="4200"/>
-            <w:tcMar>
-              <w:top w:type="dxa" w:w="100"/>
-              <w:left w:type="dxa" w:w="140"/>
-              <w:bottom w:type="dxa" w:w="100"/>
-              <w:right w:type="dxa" w:w="140"/>
-            </w:tcMar>
-            <w:vAlign w:val="center"/>
-          </w:tcPr>
-          <w:p>
-            <w:pPr>
-              <w:spacing w:after="0" w:line="260"/>
-            </w:pPr>
-            <w:r>
-              <w:rPr>
-                <w:sz w:val="20"/>
-                <w:szCs w:val="20"/>
-                <w:highlight w:val="yellow"/>
-                <w:highlightCs w:val="yellow"/>
-              </w:rPr>
-              <w:t xml:space="preserve">[OTHER MEASURE]</w:t>
-            </w:r>
-          </w:p>
-        </w:tc>
-        <w:tc>
-          <w:tcPr>
-            <w:tcW w:type="dxa" w:w="2400"/>
-            <w:tcMar>
-              <w:top w:type="dxa" w:w="100"/>
-              <w:left w:type="dxa" w:w="140"/>
-              <w:bottom w:type="dxa" w:w="100"/>
-              <w:right w:type="dxa" w:w="140"/>
-            </w:tcMar>
-            <w:vAlign w:val="center"/>
-          </w:tcPr>
-          <w:p>
-            <w:pPr>
-              <w:spacing w:after="0" w:line="260"/>
-            </w:pPr>
-            <w:r>
-              <w:rPr>
-                <w:sz w:val="20"/>
-                <w:szCs w:val="20"/>
-                <w:highlight w:val="yellow"/>
-                <w:highlightCs w:val="yellow"/>
-              </w:rPr>
-              <w:t xml:space="preserve">[VALUE]</w:t>
-            </w:r>
-          </w:p>
-        </w:tc>
-        <w:tc>
-          <w:tcPr>
-            <w:tcW w:type="dxa" w:w="2426"/>
-            <w:tcMar>
-              <w:top w:type="dxa" w:w="100"/>
-              <w:left w:type="dxa" w:w="140"/>
-              <w:bottom w:type="dxa" w:w="100"/>
-              <w:right w:type="dxa" w:w="140"/>
-            </w:tcMar>
-            <w:vAlign w:val="center"/>
-          </w:tcPr>
-          <w:p>
-            <w:pPr>
-              <w:spacing w:after="0" w:line="260"/>
-            </w:pPr>
-            <w:r>
-              <w:rPr>
-                <w:sz w:val="20"/>
-                <w:szCs w:val="20"/>
-                <w:highlight w:val="yellow"/>
-                <w:highlightCs w:val="yellow"/>
-              </w:rPr>
-              <w:t xml:space="preserve">[VALUE]</w:t>
+              </w:rPr>
+              <w:t xml:space="preserve">Business users, directly</w:t>
             </w:r>
           </w:p>
         </w:tc>
       </w:tr>
     </w:tbl>
-    <w:p>
-      <w:pPr>
-        <w:spacing w:after="200"/>
-      </w:pPr>
-    </w:p>
-    <w:p>
-      <w:pPr>
-        <w:spacing w:after="180" w:line="288"/>
-      </w:pPr>
-      <w:r>
-        <w:rPr>
-          <w:b/>
-          <w:bCs/>
-          <w:highlight w:val="yellow"/>
-          <w:highlightCs w:val="yellow"/>
-        </w:rPr>
-        <w:t xml:space="preserve">[ADD ANY OUTCOME THAT IS NOT A TIME SAVING — something the analysis showed that was not known before, or a decision made differently as a result. A specific incident is more persuasive than an average.]</w:t>
-      </w:r>
-    </w:p>
     <w:p>
       <w:pPr>
         <w:pStyle w:val="Heading1"/>
@@ -1474,7 +1246,7 @@
           <w:sz w:val="26"/>
           <w:szCs w:val="26"/>
         </w:rPr>
-        <w:t xml:space="preserve">"[QUOTE — the customer’s own words. What the week looks like now compared with before, and what they would say to another small business in the same position.]"</w:t>
+        <w:t xml:space="preserve">"QuickInsight has allowed us to keep Power BI for the reporting it does well while removing the dependency on our analyst for everyday sales questions. People who simply need an answer can now get it themselves within minutes, allowing our analyst to focus on higher-value analytical work."</w:t>
       </w:r>
     </w:p>
     <w:p>

--- a/docs/case-studies/QuickInsight-Case-Study-Nithyasystems.docx
+++ b/docs/case-studies/QuickInsight-Case-Study-Nithyasystems.docx
@@ -515,7 +515,7 @@
         <w:spacing w:after="180" w:line="288"/>
       </w:pPr>
       <w:r>
-        <w:t xml:space="preserve">But getting them out of Power BI meant the full path: extract the data, transform it, load it, model it, and write the queries — and know Power BI well enough to do all of that. For a question whose answer is a single number, the cost of asking exceeded the value of knowing.</w:t>
+        <w:t xml:space="preserve">Where an existing report already covers the question, it is answered in seconds. Where it does not — which is most of the time for a question nobody anticipated — answering it requires changes to the dataset, the model or the report logic, and someone who knows Power BI well enough to make them safely. For a question whose answer is a single number, the cost of asking exceeded the value of knowing.</w:t>
       </w:r>
     </w:p>
     <w:p>
@@ -548,7 +548,7 @@
         <w:spacing w:after="180" w:line="288"/>
       </w:pPr>
       <w:r>
-        <w:t xml:space="preserve">Trivial questions and genuinely important ones enter the same queue and are served in roughly the order they arrive. The analyst spends a meaningful part of the week producing figures that required no analytical judgement at all, while the work that genuinely needs their expertise waits behind it. Meanwhile the person who asked for today’s sales figure gets it tomorrow, by which point they have either moved on or made the decision without it.</w:t>
+        <w:t xml:space="preserve">Trivial questions and genuinely important ones enter the same queue and are served in roughly the order they arrive. The analyst spends a meaningful part of the week producing figures that required no analytical judgement at all, while the work that genuinely needs their expertise waits behind it. Meanwhile the person who asked for today’s sales figure gets it once the analyst reaches them — by which point they have either moved on or made the decision without it.</w:t>
       </w:r>
     </w:p>
     <w:p>
@@ -723,6 +723,14 @@
         <w:spacing w:after="180" w:line="288"/>
       </w:pPr>
       <w:r>
+        <w:t xml:space="preserve">The division is deliberate, and Nithyasystems is clear about where the line sits. QuickInsight is not used for statutory reporting, board reporting or executive dashboards. Those remain in Power BI, built and governed by the analyst, and there is no plan to move them.</w:t>
+      </w:r>
+    </w:p>
+    <w:p>
+      <w:pPr>
+        <w:spacing w:after="180" w:line="288"/>
+      </w:pPr>
+      <w:r>
         <w:t xml:space="preserve">A spreadsheet export is loaded straight into the browser and cleaned automatically — date columns detected and standardised, additive and non-additive numbers distinguished, inconsistent category values tidied so the same product spelled two ways is counted once. There is no extract-transform-load step to build, no model to define, and nothing to install.</w:t>
       </w:r>
     </w:p>
@@ -816,7 +824,7 @@
         <w:spacing w:after="180" w:line="288"/>
       </w:pPr>
       <w:r>
-        <w:t xml:space="preserve">Ten hours of the analyst’s week were previously spent on ad-hoc requests. That time is now spent instead on developing more complex dashboards and maintaining the company’s data infrastructure — work that requires modelling judgement, governance and genuine analytical skill, and which now reaches the analyst without waiting behind a request for a daily sales total.</w:t>
+        <w:t xml:space="preserve">About ten hours of the analyst’s week were previously spent on ad-hoc requests. That time is now spent instead on developing more complex dashboards and maintaining the company’s data infrastructure — work that requires modelling judgement, governance and genuine analytical skill, and which now reaches the analyst without waiting behind a request for a daily sales total.</w:t>
       </w:r>
     </w:p>
     <w:p>
@@ -842,6 +850,20 @@
       </w:pPr>
       <w:r>
         <w:t xml:space="preserve">During routine sales reviews, product-level performance can now be examined immediately, while the discussion is still happening, rather than being sent away as follow-up analysis to return later in the week. Meetings end with a decision made on current figures instead of an action deferred pending a report.</w:t>
+      </w:r>
+    </w:p>
+    <w:p>
+      <w:pPr>
+        <w:spacing w:after="180" w:line="288"/>
+      </w:pPr>
+      <w:r>
+        <w:rPr>
+          <w:b/>
+          <w:bCs/>
+          <w:highlight w:val="yellow"/>
+          <w:highlightCs w:val="yellow"/>
+        </w:rPr>
+        <w:t xml:space="preserve">[ONE REAL EXAMPLE FROM NITHYASYSTEMS — a specific occasion when this happened. Roughly: "During a sales review, a manager asked why a particular product had fallen behind the previous week. Rather than requesting a new report, the exported spreadsheet was opened in QuickInsight and the breakdown was on screen within minutes, and the discussion continued." Ask them for the actual occasion — do not use this wording as written, and delete this paragraph entirely if they cannot recall a specific one.]</w:t>
       </w:r>
     </w:p>
     <w:p>
@@ -1037,7 +1059,7 @@
                 <w:sz w:val="20"/>
                 <w:szCs w:val="20"/>
               </w:rPr>
-              <w:t xml:space="preserve">Days</w:t>
+              <w:t xml:space="preserve">Days, depending on analyst availability</w:t>
             </w:r>
           </w:p>
         </w:tc>
@@ -1114,7 +1136,7 @@
                 <w:sz w:val="20"/>
                 <w:szCs w:val="20"/>
               </w:rPr>
-              <w:t xml:space="preserve">10 hours per week</w:t>
+              <w:t xml:space="preserve">About 10 hours per week</w:t>
             </w:r>
           </w:p>
         </w:tc>
@@ -1246,7 +1268,7 @@
           <w:sz w:val="26"/>
           <w:szCs w:val="26"/>
         </w:rPr>
-        <w:t xml:space="preserve">"QuickInsight has allowed us to keep Power BI for the reporting it does well while removing the dependency on our analyst for everyday sales questions. People who simply need an answer can now get it themselves within minutes, allowing our analyst to focus on higher-value analytical work."</w:t>
+        <w:t xml:space="preserve">"QuickInsight hasn’t replaced Power BI for us — it has reduced the number of everyday questions reaching our analyst. Staff can answer routine sales questions themselves, while the analyst spends more time improving our reporting."</w:t>
       </w:r>
     </w:p>
     <w:p>
